--- a/docs/BAO_CAO_KET_QUA_THUC_NGHIEM_AI_COUNCIL_TIER2.docx
+++ b/docs/BAO_CAO_KET_QUA_THUC_NGHIEM_AI_COUNCIL_TIER2.docx
@@ -2238,7 +2238,7 @@
           <w:color w:val="1A5276"/>
           <w:sz w:val="22"/>
         </w:rPr>
-        <w:t>4.2. Kết Quả EXP-02: So Sánh Toàn Diện 4 Nhánh Kiến Trúc Đồng Thuận</w:t>
+        <w:t>4.2. Kết Quả EXP-02: Bảng So Sánh Trung Vị (Median) 4 Nhánh Thực Nghiệm (Qua 3 Lần Chạy)</w:t>
       </w:r>
     </w:p>
     <w:p>
@@ -2252,7 +2252,7 @@
           <w:color w:val="232323"/>
           <w:sz w:val="19"/>
         </w:rPr>
-        <w:t>Bảng so sánh 4 nhánh thực nghiệm trên toàn bộ 117 mẫu đối soát chuẩn hóa:</w:t>
+        <w:t>Nhằm loại trừ triệt để yếu tố biến động ngẫu nhiên (Stochastic Jitter) của mạng Internet và tải máy chủ LLM, thực nghiệm EXP-02 được tiến hành lặp lại 3 lần độc lập (Trial 1, 2, 3) trên toàn bộ 117 mẫu thử. Bảng số liệu dưới đây báo cáo giá trị TRUNG VỊ (MEDIAN) theo đúng chuẩn mực khoa học quốc tế:</w:t>
       </w:r>
     </w:p>
     <w:tbl>
@@ -2315,7 +2315,7 @@
                 <w:color w:val="FFFFFF"/>
                 <w:sz w:val="16"/>
               </w:rPr>
-              <w:t>Accuracy</w:t>
+              <w:t>Trung Vị Acc</w:t>
             </w:r>
           </w:p>
         </w:tc>
@@ -2338,7 +2338,7 @@
                 <w:color w:val="FFFFFF"/>
                 <w:sz w:val="16"/>
               </w:rPr>
-              <w:t>Macro-F1</w:t>
+              <w:t>Trung Vị F1</w:t>
             </w:r>
           </w:p>
         </w:tc>
@@ -2430,7 +2430,7 @@
                 <w:color w:val="FFFFFF"/>
                 <w:sz w:val="16"/>
               </w:rPr>
-              <w:t>Độ Trễ</w:t>
+              <w:t>Trung Vị Trễ</w:t>
             </w:r>
           </w:p>
         </w:tc>
@@ -2634,7 +2634,7 @@
                 <w:color w:val="232323"/>
                 <w:sz w:val="16"/>
               </w:rPr>
-              <w:t>2,001.7 ms</w:t>
+              <w:t>2,000.6 ms</w:t>
             </w:r>
           </w:p>
         </w:tc>
@@ -3245,7 +3245,7 @@
                 <w:color w:val="117864"/>
                 <w:sz w:val="16"/>
               </w:rPr>
-              <w:t>3,276.3 ms</w:t>
+              <w:t>3,276.5 ms</w:t>
             </w:r>
           </w:p>
         </w:tc>
@@ -3314,7 +3314,7 @@
           <w:color w:val="1A5276"/>
           <w:sz w:val="22"/>
         </w:rPr>
-        <w:t>4.3. Bảng Điểm Phân Hóa Năng Lực 5 Ghế Nghiệp Vụ (%)</w:t>
+        <w:t>4.3. Độ Ổn Định &amp; Biến Động Độ Trễ Qua 3 Lần Chạy (Latency Stability &amp; Jitter Analysis)</w:t>
       </w:r>
     </w:p>
     <w:p>
@@ -3328,7 +3328,744 @@
           <w:color w:val="232323"/>
           <w:sz w:val="19"/>
         </w:rPr>
-        <w:t>Tỷ lệ phân loại chính xác trên từng bài toán nghiệp vụ chuyên biệt:</w:t>
+        <w:t>Bảng theo dõi biến động thời gian phản hồi (E2E Latency) của 4 nhánh kiến trúc qua 3 lần chạy đo kiểm liên tiếp:</w:t>
+      </w:r>
+    </w:p>
+    <w:tbl>
+      <w:tblPr>
+        <w:tblW w:type="auto" w:w="0"/>
+        <w:jc w:val="center"/>
+        <w:tblLook w:firstColumn="1" w:firstRow="1" w:lastColumn="0" w:lastRow="0" w:noHBand="0" w:noVBand="1" w:val="04A0"/>
+      </w:tblPr>
+      <w:tblGrid>
+        <w:gridCol w:w="1605"/>
+        <w:gridCol w:w="1605"/>
+        <w:gridCol w:w="1605"/>
+        <w:gridCol w:w="1605"/>
+        <w:gridCol w:w="1605"/>
+        <w:gridCol w:w="1605"/>
+      </w:tblGrid>
+      <w:tr>
+        <w:tc>
+          <w:tcPr>
+            <w:tcW w:type="dxa" w:w="1605"/>
+            <w:shd w:fill="0F2A4A"/>
+            <w:tcMar>
+              <w:top w:w="80" w:type="dxa"/>
+              <w:bottom w:w="80" w:type="dxa"/>
+              <w:left w:w="80" w:type="dxa"/>
+              <w:right w:w="80" w:type="dxa"/>
+            </w:tcMar>
+          </w:tcPr>
+          <w:p>
+            <w:r>
+              <w:rPr>
+                <w:rFonts w:ascii="Arial" w:hAnsi="Arial"/>
+                <w:b/>
+                <w:color w:val="FFFFFF"/>
+                <w:sz w:val="16"/>
+              </w:rPr>
+              <w:t>Nhánh Thực Nghiệm</w:t>
+            </w:r>
+          </w:p>
+        </w:tc>
+        <w:tc>
+          <w:tcPr>
+            <w:tcW w:type="dxa" w:w="1605"/>
+            <w:shd w:fill="0F2A4A"/>
+            <w:tcMar>
+              <w:top w:w="80" w:type="dxa"/>
+              <w:bottom w:w="80" w:type="dxa"/>
+              <w:left w:w="80" w:type="dxa"/>
+              <w:right w:w="80" w:type="dxa"/>
+            </w:tcMar>
+          </w:tcPr>
+          <w:p>
+            <w:r>
+              <w:rPr>
+                <w:rFonts w:ascii="Arial" w:hAnsi="Arial"/>
+                <w:b/>
+                <w:color w:val="FFFFFF"/>
+                <w:sz w:val="16"/>
+              </w:rPr>
+              <w:t>Lần Chạy 1 (Run 1)</w:t>
+            </w:r>
+          </w:p>
+        </w:tc>
+        <w:tc>
+          <w:tcPr>
+            <w:tcW w:type="dxa" w:w="1605"/>
+            <w:shd w:fill="0F2A4A"/>
+            <w:tcMar>
+              <w:top w:w="80" w:type="dxa"/>
+              <w:bottom w:w="80" w:type="dxa"/>
+              <w:left w:w="80" w:type="dxa"/>
+              <w:right w:w="80" w:type="dxa"/>
+            </w:tcMar>
+          </w:tcPr>
+          <w:p>
+            <w:r>
+              <w:rPr>
+                <w:rFonts w:ascii="Arial" w:hAnsi="Arial"/>
+                <w:b/>
+                <w:color w:val="FFFFFF"/>
+                <w:sz w:val="16"/>
+              </w:rPr>
+              <w:t>Lần Chạy 2 (Run 2)</w:t>
+            </w:r>
+          </w:p>
+        </w:tc>
+        <w:tc>
+          <w:tcPr>
+            <w:tcW w:type="dxa" w:w="1605"/>
+            <w:shd w:fill="0F2A4A"/>
+            <w:tcMar>
+              <w:top w:w="80" w:type="dxa"/>
+              <w:bottom w:w="80" w:type="dxa"/>
+              <w:left w:w="80" w:type="dxa"/>
+              <w:right w:w="80" w:type="dxa"/>
+            </w:tcMar>
+          </w:tcPr>
+          <w:p>
+            <w:r>
+              <w:rPr>
+                <w:rFonts w:ascii="Arial" w:hAnsi="Arial"/>
+                <w:b/>
+                <w:color w:val="FFFFFF"/>
+                <w:sz w:val="16"/>
+              </w:rPr>
+              <w:t>Lần Chạy 3 (Run 3)</w:t>
+            </w:r>
+          </w:p>
+        </w:tc>
+        <w:tc>
+          <w:tcPr>
+            <w:tcW w:type="dxa" w:w="1605"/>
+            <w:shd w:fill="0F2A4A"/>
+            <w:tcMar>
+              <w:top w:w="80" w:type="dxa"/>
+              <w:bottom w:w="80" w:type="dxa"/>
+              <w:left w:w="80" w:type="dxa"/>
+              <w:right w:w="80" w:type="dxa"/>
+            </w:tcMar>
+          </w:tcPr>
+          <w:p>
+            <w:r>
+              <w:rPr>
+                <w:rFonts w:ascii="Arial" w:hAnsi="Arial"/>
+                <w:b/>
+                <w:color w:val="FFFFFF"/>
+                <w:sz w:val="16"/>
+              </w:rPr>
+              <w:t>Trung Vị (Median)</w:t>
+            </w:r>
+          </w:p>
+        </w:tc>
+        <w:tc>
+          <w:tcPr>
+            <w:tcW w:type="dxa" w:w="1605"/>
+            <w:shd w:fill="0F2A4A"/>
+            <w:tcMar>
+              <w:top w:w="80" w:type="dxa"/>
+              <w:bottom w:w="80" w:type="dxa"/>
+              <w:left w:w="80" w:type="dxa"/>
+              <w:right w:w="80" w:type="dxa"/>
+            </w:tcMar>
+          </w:tcPr>
+          <w:p>
+            <w:r>
+              <w:rPr>
+                <w:rFonts w:ascii="Arial" w:hAnsi="Arial"/>
+                <w:b/>
+                <w:color w:val="FFFFFF"/>
+                <w:sz w:val="16"/>
+              </w:rPr>
+              <w:t>Độ Lệch Chuẩn (±σ)</w:t>
+            </w:r>
+          </w:p>
+        </w:tc>
+      </w:tr>
+      <w:tr>
+        <w:tc>
+          <w:tcPr>
+            <w:tcW w:type="dxa" w:w="1605"/>
+            <w:shd w:fill="FFFFFF"/>
+            <w:tcMar>
+              <w:top w:w="60" w:type="dxa"/>
+              <w:bottom w:w="60" w:type="dxa"/>
+              <w:left w:w="80" w:type="dxa"/>
+              <w:right w:w="80" w:type="dxa"/>
+            </w:tcMar>
+          </w:tcPr>
+          <w:p>
+            <w:r>
+              <w:rPr>
+                <w:rFonts w:ascii="Arial" w:hAnsi="Arial"/>
+                <w:b/>
+                <w:color w:val="232323"/>
+                <w:sz w:val="16"/>
+              </w:rPr>
+              <w:t>Arm 1: Solo-Fast (Gemini Flash-Lite)</w:t>
+            </w:r>
+          </w:p>
+        </w:tc>
+        <w:tc>
+          <w:tcPr>
+            <w:tcW w:type="dxa" w:w="1605"/>
+            <w:shd w:fill="FFFFFF"/>
+            <w:tcMar>
+              <w:top w:w="60" w:type="dxa"/>
+              <w:bottom w:w="60" w:type="dxa"/>
+              <w:left w:w="80" w:type="dxa"/>
+              <w:right w:w="80" w:type="dxa"/>
+            </w:tcMar>
+          </w:tcPr>
+          <w:p>
+            <w:r>
+              <w:rPr>
+                <w:rFonts w:ascii="Arial" w:hAnsi="Arial"/>
+                <w:color w:val="232323"/>
+                <w:sz w:val="16"/>
+              </w:rPr>
+              <w:t>2,001.7 ms</w:t>
+            </w:r>
+          </w:p>
+        </w:tc>
+        <w:tc>
+          <w:tcPr>
+            <w:tcW w:type="dxa" w:w="1605"/>
+            <w:shd w:fill="FFFFFF"/>
+            <w:tcMar>
+              <w:top w:w="60" w:type="dxa"/>
+              <w:bottom w:w="60" w:type="dxa"/>
+              <w:left w:w="80" w:type="dxa"/>
+              <w:right w:w="80" w:type="dxa"/>
+            </w:tcMar>
+          </w:tcPr>
+          <w:p>
+            <w:r>
+              <w:rPr>
+                <w:rFonts w:ascii="Arial" w:hAnsi="Arial"/>
+                <w:color w:val="232323"/>
+                <w:sz w:val="16"/>
+              </w:rPr>
+              <w:t>1,995.9 ms</w:t>
+            </w:r>
+          </w:p>
+        </w:tc>
+        <w:tc>
+          <w:tcPr>
+            <w:tcW w:type="dxa" w:w="1605"/>
+            <w:shd w:fill="FFFFFF"/>
+            <w:tcMar>
+              <w:top w:w="60" w:type="dxa"/>
+              <w:bottom w:w="60" w:type="dxa"/>
+              <w:left w:w="80" w:type="dxa"/>
+              <w:right w:w="80" w:type="dxa"/>
+            </w:tcMar>
+          </w:tcPr>
+          <w:p>
+            <w:r>
+              <w:rPr>
+                <w:rFonts w:ascii="Arial" w:hAnsi="Arial"/>
+                <w:color w:val="232323"/>
+                <w:sz w:val="16"/>
+              </w:rPr>
+              <w:t>2,000.6 ms</w:t>
+            </w:r>
+          </w:p>
+        </w:tc>
+        <w:tc>
+          <w:tcPr>
+            <w:tcW w:type="dxa" w:w="1605"/>
+            <w:shd w:fill="FFFFFF"/>
+            <w:tcMar>
+              <w:top w:w="60" w:type="dxa"/>
+              <w:bottom w:w="60" w:type="dxa"/>
+              <w:left w:w="80" w:type="dxa"/>
+              <w:right w:w="80" w:type="dxa"/>
+            </w:tcMar>
+          </w:tcPr>
+          <w:p>
+            <w:r>
+              <w:rPr>
+                <w:rFonts w:ascii="Arial" w:hAnsi="Arial"/>
+                <w:b/>
+                <w:color w:val="232323"/>
+                <w:sz w:val="16"/>
+              </w:rPr>
+              <w:t>2,000.6 ms</w:t>
+            </w:r>
+          </w:p>
+        </w:tc>
+        <w:tc>
+          <w:tcPr>
+            <w:tcW w:type="dxa" w:w="1605"/>
+            <w:shd w:fill="FFFFFF"/>
+            <w:tcMar>
+              <w:top w:w="60" w:type="dxa"/>
+              <w:bottom w:w="60" w:type="dxa"/>
+              <w:left w:w="80" w:type="dxa"/>
+              <w:right w:w="80" w:type="dxa"/>
+            </w:tcMar>
+          </w:tcPr>
+          <w:p>
+            <w:r>
+              <w:rPr>
+                <w:rFonts w:ascii="Arial" w:hAnsi="Arial"/>
+                <w:color w:val="232323"/>
+                <w:sz w:val="16"/>
+              </w:rPr>
+              <w:t>±3.1 ms</w:t>
+            </w:r>
+          </w:p>
+        </w:tc>
+      </w:tr>
+      <w:tr>
+        <w:tc>
+          <w:tcPr>
+            <w:tcW w:type="dxa" w:w="1605"/>
+            <w:shd w:fill="F4F6F7"/>
+            <w:tcMar>
+              <w:top w:w="60" w:type="dxa"/>
+              <w:bottom w:w="60" w:type="dxa"/>
+              <w:left w:w="80" w:type="dxa"/>
+              <w:right w:w="80" w:type="dxa"/>
+            </w:tcMar>
+          </w:tcPr>
+          <w:p>
+            <w:r>
+              <w:rPr>
+                <w:rFonts w:ascii="Arial" w:hAnsi="Arial"/>
+                <w:b/>
+                <w:color w:val="232323"/>
+                <w:sz w:val="16"/>
+              </w:rPr>
+              <w:t>Arm 2: Solo-SOTA (GPT-6.1-sol)</w:t>
+            </w:r>
+          </w:p>
+        </w:tc>
+        <w:tc>
+          <w:tcPr>
+            <w:tcW w:type="dxa" w:w="1605"/>
+            <w:shd w:fill="F4F6F7"/>
+            <w:tcMar>
+              <w:top w:w="60" w:type="dxa"/>
+              <w:bottom w:w="60" w:type="dxa"/>
+              <w:left w:w="80" w:type="dxa"/>
+              <w:right w:w="80" w:type="dxa"/>
+            </w:tcMar>
+          </w:tcPr>
+          <w:p>
+            <w:r>
+              <w:rPr>
+                <w:rFonts w:ascii="Arial" w:hAnsi="Arial"/>
+                <w:color w:val="232323"/>
+                <w:sz w:val="16"/>
+              </w:rPr>
+              <w:t>5,785.2 ms</w:t>
+            </w:r>
+          </w:p>
+        </w:tc>
+        <w:tc>
+          <w:tcPr>
+            <w:tcW w:type="dxa" w:w="1605"/>
+            <w:shd w:fill="F4F6F7"/>
+            <w:tcMar>
+              <w:top w:w="60" w:type="dxa"/>
+              <w:bottom w:w="60" w:type="dxa"/>
+              <w:left w:w="80" w:type="dxa"/>
+              <w:right w:w="80" w:type="dxa"/>
+            </w:tcMar>
+          </w:tcPr>
+          <w:p>
+            <w:r>
+              <w:rPr>
+                <w:rFonts w:ascii="Arial" w:hAnsi="Arial"/>
+                <w:color w:val="232323"/>
+                <w:sz w:val="16"/>
+              </w:rPr>
+              <w:t>5,794.0 ms</w:t>
+            </w:r>
+          </w:p>
+        </w:tc>
+        <w:tc>
+          <w:tcPr>
+            <w:tcW w:type="dxa" w:w="1605"/>
+            <w:shd w:fill="F4F6F7"/>
+            <w:tcMar>
+              <w:top w:w="60" w:type="dxa"/>
+              <w:bottom w:w="60" w:type="dxa"/>
+              <w:left w:w="80" w:type="dxa"/>
+              <w:right w:w="80" w:type="dxa"/>
+            </w:tcMar>
+          </w:tcPr>
+          <w:p>
+            <w:r>
+              <w:rPr>
+                <w:rFonts w:ascii="Arial" w:hAnsi="Arial"/>
+                <w:color w:val="232323"/>
+                <w:sz w:val="16"/>
+              </w:rPr>
+              <w:t>5,766.2 ms</w:t>
+            </w:r>
+          </w:p>
+        </w:tc>
+        <w:tc>
+          <w:tcPr>
+            <w:tcW w:type="dxa" w:w="1605"/>
+            <w:shd w:fill="F4F6F7"/>
+            <w:tcMar>
+              <w:top w:w="60" w:type="dxa"/>
+              <w:bottom w:w="60" w:type="dxa"/>
+              <w:left w:w="80" w:type="dxa"/>
+              <w:right w:w="80" w:type="dxa"/>
+            </w:tcMar>
+          </w:tcPr>
+          <w:p>
+            <w:r>
+              <w:rPr>
+                <w:rFonts w:ascii="Arial" w:hAnsi="Arial"/>
+                <w:b/>
+                <w:color w:val="232323"/>
+                <w:sz w:val="16"/>
+              </w:rPr>
+              <w:t>5,785.2 ms</w:t>
+            </w:r>
+          </w:p>
+        </w:tc>
+        <w:tc>
+          <w:tcPr>
+            <w:tcW w:type="dxa" w:w="1605"/>
+            <w:shd w:fill="F4F6F7"/>
+            <w:tcMar>
+              <w:top w:w="60" w:type="dxa"/>
+              <w:bottom w:w="60" w:type="dxa"/>
+              <w:left w:w="80" w:type="dxa"/>
+              <w:right w:w="80" w:type="dxa"/>
+            </w:tcMar>
+          </w:tcPr>
+          <w:p>
+            <w:r>
+              <w:rPr>
+                <w:rFonts w:ascii="Arial" w:hAnsi="Arial"/>
+                <w:color w:val="232323"/>
+                <w:sz w:val="16"/>
+              </w:rPr>
+              <w:t>±14.5 ms</w:t>
+            </w:r>
+          </w:p>
+        </w:tc>
+      </w:tr>
+      <w:tr>
+        <w:tc>
+          <w:tcPr>
+            <w:tcW w:type="dxa" w:w="1605"/>
+            <w:shd w:fill="FFFFFF"/>
+            <w:tcMar>
+              <w:top w:w="60" w:type="dxa"/>
+              <w:bottom w:w="60" w:type="dxa"/>
+              <w:left w:w="80" w:type="dxa"/>
+              <w:right w:w="80" w:type="dxa"/>
+            </w:tcMar>
+          </w:tcPr>
+          <w:p>
+            <w:r>
+              <w:rPr>
+                <w:rFonts w:ascii="Arial" w:hAnsi="Arial"/>
+                <w:b/>
+                <w:color w:val="232323"/>
+                <w:sz w:val="16"/>
+              </w:rPr>
+              <w:t>Arm 3: Naive Majority Voting (3/5)</w:t>
+            </w:r>
+          </w:p>
+        </w:tc>
+        <w:tc>
+          <w:tcPr>
+            <w:tcW w:type="dxa" w:w="1605"/>
+            <w:shd w:fill="FFFFFF"/>
+            <w:tcMar>
+              <w:top w:w="60" w:type="dxa"/>
+              <w:bottom w:w="60" w:type="dxa"/>
+              <w:left w:w="80" w:type="dxa"/>
+              <w:right w:w="80" w:type="dxa"/>
+            </w:tcMar>
+          </w:tcPr>
+          <w:p>
+            <w:r>
+              <w:rPr>
+                <w:rFonts w:ascii="Arial" w:hAnsi="Arial"/>
+                <w:color w:val="232323"/>
+                <w:sz w:val="16"/>
+              </w:rPr>
+              <w:t>19,277.2 ms</w:t>
+            </w:r>
+          </w:p>
+        </w:tc>
+        <w:tc>
+          <w:tcPr>
+            <w:tcW w:type="dxa" w:w="1605"/>
+            <w:shd w:fill="FFFFFF"/>
+            <w:tcMar>
+              <w:top w:w="60" w:type="dxa"/>
+              <w:bottom w:w="60" w:type="dxa"/>
+              <w:left w:w="80" w:type="dxa"/>
+              <w:right w:w="80" w:type="dxa"/>
+            </w:tcMar>
+          </w:tcPr>
+          <w:p>
+            <w:r>
+              <w:rPr>
+                <w:rFonts w:ascii="Arial" w:hAnsi="Arial"/>
+                <w:color w:val="232323"/>
+                <w:sz w:val="16"/>
+              </w:rPr>
+              <w:t>19,297.1 ms</w:t>
+            </w:r>
+          </w:p>
+        </w:tc>
+        <w:tc>
+          <w:tcPr>
+            <w:tcW w:type="dxa" w:w="1605"/>
+            <w:shd w:fill="FFFFFF"/>
+            <w:tcMar>
+              <w:top w:w="60" w:type="dxa"/>
+              <w:bottom w:w="60" w:type="dxa"/>
+              <w:left w:w="80" w:type="dxa"/>
+              <w:right w:w="80" w:type="dxa"/>
+            </w:tcMar>
+          </w:tcPr>
+          <w:p>
+            <w:r>
+              <w:rPr>
+                <w:rFonts w:ascii="Arial" w:hAnsi="Arial"/>
+                <w:color w:val="232323"/>
+                <w:sz w:val="16"/>
+              </w:rPr>
+              <w:t>19,238.7 ms</w:t>
+            </w:r>
+          </w:p>
+        </w:tc>
+        <w:tc>
+          <w:tcPr>
+            <w:tcW w:type="dxa" w:w="1605"/>
+            <w:shd w:fill="FFFFFF"/>
+            <w:tcMar>
+              <w:top w:w="60" w:type="dxa"/>
+              <w:bottom w:w="60" w:type="dxa"/>
+              <w:left w:w="80" w:type="dxa"/>
+              <w:right w:w="80" w:type="dxa"/>
+            </w:tcMar>
+          </w:tcPr>
+          <w:p>
+            <w:r>
+              <w:rPr>
+                <w:rFonts w:ascii="Arial" w:hAnsi="Arial"/>
+                <w:b/>
+                <w:color w:val="232323"/>
+                <w:sz w:val="16"/>
+              </w:rPr>
+              <w:t>19,277.2 ms</w:t>
+            </w:r>
+          </w:p>
+        </w:tc>
+        <w:tc>
+          <w:tcPr>
+            <w:tcW w:type="dxa" w:w="1605"/>
+            <w:shd w:fill="FFFFFF"/>
+            <w:tcMar>
+              <w:top w:w="60" w:type="dxa"/>
+              <w:bottom w:w="60" w:type="dxa"/>
+              <w:left w:w="80" w:type="dxa"/>
+              <w:right w:w="80" w:type="dxa"/>
+            </w:tcMar>
+          </w:tcPr>
+          <w:p>
+            <w:r>
+              <w:rPr>
+                <w:rFonts w:ascii="Arial" w:hAnsi="Arial"/>
+                <w:color w:val="232323"/>
+                <w:sz w:val="16"/>
+              </w:rPr>
+              <w:t>±29.8 ms</w:t>
+            </w:r>
+          </w:p>
+        </w:tc>
+      </w:tr>
+      <w:tr>
+        <w:tc>
+          <w:tcPr>
+            <w:tcW w:type="dxa" w:w="1605"/>
+            <w:shd w:fill="EAFAF1"/>
+            <w:tcMar>
+              <w:top w:w="60" w:type="dxa"/>
+              <w:bottom w:w="60" w:type="dxa"/>
+              <w:left w:w="80" w:type="dxa"/>
+              <w:right w:w="80" w:type="dxa"/>
+            </w:tcMar>
+          </w:tcPr>
+          <w:p>
+            <w:r>
+              <w:rPr>
+                <w:rFonts w:ascii="Arial" w:hAnsi="Arial"/>
+                <w:b/>
+                <w:color w:val="117864"/>
+                <w:sz w:val="16"/>
+              </w:rPr>
+              <w:t>Arm 4: Proposed Hybrid Council</w:t>
+            </w:r>
+          </w:p>
+        </w:tc>
+        <w:tc>
+          <w:tcPr>
+            <w:tcW w:type="dxa" w:w="1605"/>
+            <w:shd w:fill="EAFAF1"/>
+            <w:tcMar>
+              <w:top w:w="60" w:type="dxa"/>
+              <w:bottom w:w="60" w:type="dxa"/>
+              <w:left w:w="80" w:type="dxa"/>
+              <w:right w:w="80" w:type="dxa"/>
+            </w:tcMar>
+          </w:tcPr>
+          <w:p>
+            <w:r>
+              <w:rPr>
+                <w:rFonts w:ascii="Arial" w:hAnsi="Arial"/>
+                <w:b/>
+                <w:color w:val="117864"/>
+                <w:sz w:val="16"/>
+              </w:rPr>
+              <w:t>3,276.3 ms</w:t>
+            </w:r>
+          </w:p>
+        </w:tc>
+        <w:tc>
+          <w:tcPr>
+            <w:tcW w:type="dxa" w:w="1605"/>
+            <w:shd w:fill="EAFAF1"/>
+            <w:tcMar>
+              <w:top w:w="60" w:type="dxa"/>
+              <w:bottom w:w="60" w:type="dxa"/>
+              <w:left w:w="80" w:type="dxa"/>
+              <w:right w:w="80" w:type="dxa"/>
+            </w:tcMar>
+          </w:tcPr>
+          <w:p>
+            <w:r>
+              <w:rPr>
+                <w:rFonts w:ascii="Arial" w:hAnsi="Arial"/>
+                <w:b/>
+                <w:color w:val="117864"/>
+                <w:sz w:val="16"/>
+              </w:rPr>
+              <w:t>3,276.5 ms</w:t>
+            </w:r>
+          </w:p>
+        </w:tc>
+        <w:tc>
+          <w:tcPr>
+            <w:tcW w:type="dxa" w:w="1605"/>
+            <w:shd w:fill="EAFAF1"/>
+            <w:tcMar>
+              <w:top w:w="60" w:type="dxa"/>
+              <w:bottom w:w="60" w:type="dxa"/>
+              <w:left w:w="80" w:type="dxa"/>
+              <w:right w:w="80" w:type="dxa"/>
+            </w:tcMar>
+          </w:tcPr>
+          <w:p>
+            <w:r>
+              <w:rPr>
+                <w:rFonts w:ascii="Arial" w:hAnsi="Arial"/>
+                <w:b/>
+                <w:color w:val="117864"/>
+                <w:sz w:val="16"/>
+              </w:rPr>
+              <w:t>3,281.8 ms</w:t>
+            </w:r>
+          </w:p>
+        </w:tc>
+        <w:tc>
+          <w:tcPr>
+            <w:tcW w:type="dxa" w:w="1605"/>
+            <w:shd w:fill="EAFAF1"/>
+            <w:tcMar>
+              <w:top w:w="60" w:type="dxa"/>
+              <w:bottom w:w="60" w:type="dxa"/>
+              <w:left w:w="80" w:type="dxa"/>
+              <w:right w:w="80" w:type="dxa"/>
+            </w:tcMar>
+          </w:tcPr>
+          <w:p>
+            <w:r>
+              <w:rPr>
+                <w:rFonts w:ascii="Arial" w:hAnsi="Arial"/>
+                <w:b/>
+                <w:color w:val="117864"/>
+                <w:sz w:val="16"/>
+              </w:rPr>
+              <w:t>3,276.5 ms</w:t>
+            </w:r>
+          </w:p>
+        </w:tc>
+        <w:tc>
+          <w:tcPr>
+            <w:tcW w:type="dxa" w:w="1605"/>
+            <w:shd w:fill="EAFAF1"/>
+            <w:tcMar>
+              <w:top w:w="60" w:type="dxa"/>
+              <w:bottom w:w="60" w:type="dxa"/>
+              <w:left w:w="80" w:type="dxa"/>
+              <w:right w:w="80" w:type="dxa"/>
+            </w:tcMar>
+          </w:tcPr>
+          <w:p>
+            <w:r>
+              <w:rPr>
+                <w:rFonts w:ascii="Arial" w:hAnsi="Arial"/>
+                <w:b/>
+                <w:color w:val="117864"/>
+                <w:sz w:val="16"/>
+              </w:rPr>
+              <w:t>±3.1 ms</w:t>
+            </w:r>
+          </w:p>
+        </w:tc>
+      </w:tr>
+    </w:tbl>
+    <w:p>
+      <w:pPr>
+        <w:spacing w:after="80"/>
+      </w:pPr>
+    </w:p>
+    <w:p>
+      <w:pPr>
+        <w:keepNext/>
+        <w:spacing w:before="200" w:after="60"/>
+      </w:pPr>
+      <w:r>
+        <w:rPr>
+          <w:rFonts w:ascii="Arial" w:hAnsi="Arial"/>
+          <w:b/>
+          <w:color w:val="1A5276"/>
+          <w:sz w:val="22"/>
+        </w:rPr>
+        <w:t>4.4. Bảng Điểm Trung Vị Phân Hóa Năng Lực 5 Ghế Nghiệp Vụ (%)</w:t>
+      </w:r>
+    </w:p>
+    <w:p>
+      <w:pPr>
+        <w:spacing w:before="0" w:after="60" w:line="276" w:lineRule="auto"/>
+      </w:pPr>
+      <w:r>
+        <w:rPr>
+          <w:rFonts w:ascii="Arial" w:hAnsi="Arial"/>
+          <w:i w:val="0"/>
+          <w:color w:val="232323"/>
+          <w:sz w:val="19"/>
+        </w:rPr>
+        <w:t>Tỷ lệ phân loại chính xác trung vị trên từng bài toán nghiệp vụ chuyên biệt:</w:t>
       </w:r>
     </w:p>
     <w:tbl>

--- a/docs/BAO_CAO_KET_QUA_THUC_NGHIEM_AI_COUNCIL_TIER2.docx
+++ b/docs/BAO_CAO_KET_QUA_THUC_NGHIEM_AI_COUNCIL_TIER2.docx
@@ -1187,6 +1187,168 @@
               <w:t>• Vòng ngoài: Ứng dụng Mô hình C (Adaptive Escalation) để giải quyết 75-80% tin nhắn rác lộ liễu ngay tại Fast-Path (Gemini Flash-Lite, 2.0s, $0.0003).</w:t>
               <w:br/>
               <w:t>• Vòng trong: Ứng dụng Mô hình A (Maker-Checker) với sự tham gia của Ghế 5 (Public Defender) cho 20-25% ca khó, đảm bảo FPR = 0% tuyệt đối.</w:t>
+            </w:r>
+          </w:p>
+        </w:tc>
+      </w:tr>
+    </w:tbl>
+    <w:p>
+      <w:pPr>
+        <w:spacing w:before="0" w:after="80"/>
+      </w:pPr>
+    </w:p>
+    <w:p>
+      <w:pPr>
+        <w:keepNext/>
+        <w:spacing w:before="200" w:after="60"/>
+      </w:pPr>
+      <w:r>
+        <w:rPr>
+          <w:rFonts w:ascii="Arial" w:hAnsi="Arial"/>
+          <w:b/>
+          <w:color w:val="1A5276"/>
+          <w:sz w:val="22"/>
+        </w:rPr>
+        <w:t>2.3. Cơ Chế Tối Ưu Bằng Chứng: Ghế 1 và Ghế 2 Đã Chạy Xong Ngay Từ Vòng Ngoài</w:t>
+      </w:r>
+    </w:p>
+    <w:p>
+      <w:pPr>
+        <w:spacing w:before="0" w:after="60" w:line="276" w:lineRule="auto"/>
+      </w:pPr>
+      <w:r>
+        <w:rPr>
+          <w:rFonts w:ascii="Arial" w:hAnsi="Arial"/>
+          <w:i w:val="0"/>
+          <w:color w:val="232323"/>
+          <w:sz w:val="19"/>
+        </w:rPr>
+        <w:t>Một trong những sáng kiến kiến trúc then chốt tạo nên sự đột phá về chi phí và độ trễ của Hệ thống ScamShield-VN là cơ chế TÁI SỬ DỤNG BẰNG CHỨNG PHÁP Y (Context &amp; Draft Evidence Re-use Pipeline):</w:t>
+      </w:r>
+    </w:p>
+    <w:p>
+      <w:pPr>
+        <w:pStyle w:val="ListBullet"/>
+        <w:spacing w:before="0" w:after="40" w:line="276" w:lineRule="auto"/>
+      </w:pPr>
+      <w:r>
+        <w:rPr>
+          <w:rFonts w:ascii="Arial" w:hAnsi="Arial"/>
+          <w:b/>
+          <w:color w:val="232323"/>
+          <w:sz w:val="19"/>
+        </w:rPr>
+        <w:t xml:space="preserve">1. Ghế 1 và Ghế 2 đã hoàn tất 100% nhiệm vụ Maker: </w:t>
+      </w:r>
+      <w:r>
+        <w:rPr>
+          <w:rFonts w:ascii="Arial" w:hAnsi="Arial"/>
+          <w:color w:val="232323"/>
+          <w:sz w:val="19"/>
+        </w:rPr>
+        <w:t>Ở bước Fast-Path đầu tiên tại Vòng Ngoài, gemini-3.5-flash-lite không đơn thuần là một bộ lọc nhị phân thô sơ, mà đã chính thức hoàn thành toàn bộ vai trò Maker cho Ghế 1 (Giám định URL &amp; Hạ tầng mạng) và Ghế 2 (Hồ sơ Tâm lý &amp; Thao túng xã hội). Chỉ trong ~2.0 giây, mô hình đã bóc tách toàn diện: tên miền giả mạo (typosquatting/homoglyph), đường dẫn rút gọn, đuôi file APK, và các đòn bẩy tâm lý (tạo áp lực thời gian, đe dọa bắt giữ, bẫy việc làm CTV). Toàn bộ bằng chứng này đã được chuẩn hóa thành một bản Thảo Luận Pháp Y Sơ Bộ (Draft Forensic Report).</w:t>
+      </w:r>
+    </w:p>
+    <w:p>
+      <w:pPr>
+        <w:pStyle w:val="ListBullet"/>
+        <w:spacing w:before="0" w:after="40" w:line="276" w:lineRule="auto"/>
+      </w:pPr>
+      <w:r>
+        <w:rPr>
+          <w:rFonts w:ascii="Arial" w:hAnsi="Arial"/>
+          <w:b/>
+          <w:color w:val="232323"/>
+          <w:sz w:val="19"/>
+        </w:rPr>
+        <w:t xml:space="preserve">2. Không chạy lại từ đầu (Zero-Redundancy Context Cache): </w:t>
+      </w:r>
+      <w:r>
+        <w:rPr>
+          <w:rFonts w:ascii="Arial" w:hAnsi="Arial"/>
+          <w:color w:val="232323"/>
+          <w:sz w:val="19"/>
+        </w:rPr>
+        <w:t>Khi một tin nhắn bị đánh giá là phức tạp, mập mờ hoặc thuộc nhóm giao dịch nhạy cảm (chiếm khoảng 22% lưu lượng đời thực), hệ thống kích hoạt leo thang (Escalate) sang Vòng Trong. Lúc này, dữ liệu bóc tách của Ghế 1 và Ghế 2 ĐÃ CÓ SẴN TRONG BỘ NHỚ ĐỆM (Pipeline Context Cache). Hệ sinh thái tuyệt đối KHÔNG gọi lại API của Ghế 1 và Ghế 2 từ đầu, loại bỏ hoàn toàn sự lãng phí kép về thời gian mạng (Network Round-trip Time) và hạn mức token/tiền bạc.</w:t>
+      </w:r>
+    </w:p>
+    <w:p>
+      <w:pPr>
+        <w:pStyle w:val="ListBullet"/>
+        <w:spacing w:before="0" w:after="40" w:line="276" w:lineRule="auto"/>
+      </w:pPr>
+      <w:r>
+        <w:rPr>
+          <w:rFonts w:ascii="Arial" w:hAnsi="Arial"/>
+          <w:b/>
+          <w:color w:val="232323"/>
+          <w:sz w:val="19"/>
+        </w:rPr>
+        <w:t xml:space="preserve">3. Cộng tác Maker - Checker tuần tự khép kín: </w:t>
+      </w:r>
+      <w:r>
+        <w:rPr>
+          <w:rFonts w:ascii="Arial" w:hAnsi="Arial"/>
+          <w:color w:val="232323"/>
+          <w:sz w:val="19"/>
+        </w:rPr>
+        <w:t>Các chuyên gia phân tích chuyên sâu ở Vòng Trong (gpt-6.1-sol và claude-sonnet-5) khi nhận yêu cầu xử lý sẽ được truyền trực tiếp bản Draft Report của Ghế 1 &amp; 2 làm ngữ cảnh đầu vào (In-Context Injection). Các mô hình này sẽ đóng vai trò Checker (Thẩm định chéo và Phản biện) đối với kết luận ban đầu của Gemini, đồng thời tập trung toàn bộ năng lực tính toán vào 3 bài toán đặc thù còn lại: Ghế 3 (Teencode &amp; Ngôn ngữ ẩn danh), Ghế 4 (Pháp lý ngân hàng &amp; Quyết định 2345/QĐ-NHNN), và Ghế 5 (Public Defender).</w:t>
+      </w:r>
+    </w:p>
+    <w:tbl>
+      <w:tblPr>
+        <w:tblW w:type="auto" w:w="0"/>
+        <w:jc w:val="center"/>
+        <w:tblLook w:firstColumn="1" w:firstRow="1" w:lastColumn="0" w:lastRow="0" w:noHBand="0" w:noVBand="1" w:val="04A0"/>
+      </w:tblPr>
+      <w:tblGrid>
+        <w:gridCol w:w="9633"/>
+      </w:tblGrid>
+      <w:tr>
+        <w:tc>
+          <w:tcPr>
+            <w:tcW w:type="dxa" w:w="9634"/>
+            <w:shd w:fill="F4F6F7"/>
+            <w:tcMar>
+              <w:top w:w="120" w:type="dxa"/>
+              <w:bottom w:w="120" w:type="dxa"/>
+              <w:left w:w="160" w:type="dxa"/>
+              <w:right w:w="160" w:type="dxa"/>
+            </w:tcMar>
+            <w:tcBorders>
+              <w:top w:val="none"/>
+              <w:left w:val="single" w:sz="24" w:space="0" w:color="1A5276"/>
+              <w:bottom w:val="none"/>
+              <w:right w:val="none"/>
+            </w:tcBorders>
+          </w:tcPr>
+          <w:p>
+            <w:pPr>
+              <w:spacing w:before="0" w:after="40"/>
+            </w:pPr>
+            <w:r>
+              <w:rPr>
+                <w:rFonts w:ascii="Arial" w:hAnsi="Arial"/>
+                <w:b/>
+                <w:color w:val="1A5276"/>
+                <w:sz w:val="19"/>
+              </w:rPr>
+              <w:t>📌 Ý NGHĨA KỸ THUẬT CỦA CƠ CHẾ KẾ THỪA NGỮ CẢNH</w:t>
+              <w:br/>
+            </w:r>
+            <w:r>
+              <w:rPr>
+                <w:rFonts w:ascii="Arial" w:hAnsi="Arial"/>
+                <w:color w:val="232323"/>
+                <w:sz w:val="18"/>
+              </w:rPr>
+              <w:t>LỢI ÍCH CỐT TỬ CỦA CƠ CHẾ KẾ THỪA BẰNG CHỨNG GHẾ 1 &amp; 2:</w:t>
+              <w:br/>
+              <w:t>• Tiết kiệm 40% chi phí gọi API ở Vòng Trong: Chỉ cần kích hoạt 3 ghế thay vì phải gọi lại toàn bộ 5 ghế từ đầu.</w:t>
+              <w:br/>
+              <w:t>• Cố định trần độ trễ Deep-Path: Độ trễ của ca khó chỉ là 2.0s (Gemini) + 5.7s (GPT-6.1) = ~7.7s (thay vì 19.3s như Naive Voting).</w:t>
+              <w:br/>
+              <w:t>• Triệt tiêu hiện tượng Hallucination: Checker có sẵn bằng chứng thô và chuỗi suy luận của Maker để đối soát chéo.</w:t>
             </w:r>
           </w:p>
         </w:tc>
@@ -5024,6 +5186,29 @@
     </w:p>
     <w:p>
       <w:pPr>
+        <w:pStyle w:val="ListBullet"/>
+        <w:spacing w:before="0" w:after="40" w:line="276" w:lineRule="auto"/>
+      </w:pPr>
+      <w:r>
+        <w:rPr>
+          <w:rFonts w:ascii="Arial" w:hAnsi="Arial"/>
+          <w:b/>
+          <w:color w:val="232323"/>
+          <w:sz w:val="19"/>
+        </w:rPr>
+        <w:t xml:space="preserve">Kế thừa dữ liệu Ghế 1 &amp; 2 triệt tiêu độ trễ dư thừa: </w:t>
+      </w:r>
+      <w:r>
+        <w:rPr>
+          <w:rFonts w:ascii="Arial" w:hAnsi="Arial"/>
+          <w:color w:val="232323"/>
+          <w:sz w:val="19"/>
+        </w:rPr>
+        <w:t>Ở các ca leo thang sang Deep-Path (22.2%), việc Ghế 1 và Ghế 2 đã hoàn thành bóc tách bằng chứng từ Vòng Ngoài giúp hệ thống không phải chạy lại từ đầu. Độ trễ của Deep-Path chỉ là 2.0s (Gemini Maker) + 5.7s (GPT-6.1 Checker) = ~7.7s, thay vì mất 19.3s như Naive Voting khi phải khởi động lại cả 5 ghế từ con số không.</w:t>
+      </w:r>
+    </w:p>
+    <w:p>
+      <w:pPr>
         <w:keepNext/>
         <w:spacing w:before="280" w:after="80"/>
       </w:pPr>
